--- a/textbook lifecycle knowledge/National Digital Textbook Lifecycle & Learning Resource Management System Proposal.docx
+++ b/textbook lifecycle knowledge/National Digital Textbook Lifecycle & Learning Resource Management System Proposal.docx
@@ -38,7 +38,7 @@
           <w:b/>
           <w:bCs/>
         </w:rPr>
-        <w:t xml:space="preserve">Opesware Technologies</w:t>
+        <w:t xml:space="preserve">EduOS Cameroon Technologies</w:t>
       </w:r>
     </w:p>
     <w:p>
